--- a/examples/word/numbering.docx
+++ b/examples/word/numbering.docx
@@ -472,6 +472,61 @@
       <w:r>
         <w:rPr/>
         <w:t xml:space="preserve">Deepest step (modified after creation)</w:t>
+      </w:r>
+    </w:p>
+    <w:p>
+      <w:pPr/>
+      <w:r>
+        <w:rPr/>
+        <w:t xml:space="preserve"/>
+      </w:r>
+    </w:p>
+    <w:p>
+      <w:pPr>
+        <w:spacing w:before="240" w:after="120"/>
+      </w:pPr>
+      <w:r>
+        <w:rPr>
+          <w:b/>
+          <w:sz w:val="28"/>
+        </w:rPr>
+        <w:t xml:space="preserve">8. styleLink, numStyleLink, level&lt;N&gt;.start, direction, isLgl, lvlRestart</w:t>
+      </w:r>
+    </w:p>
+    <w:p>
+      <w:pPr>
+        <w:numPr>
+          <w:ilvl w:val="0"/>
+          <w:numId w:val="9"/>
+        </w:numPr>
+      </w:pPr>
+      <w:r>
+        <w:rPr/>
+        <w:t xml:space="preserve">Item starting at 1 (level0.start=1)</w:t>
+      </w:r>
+    </w:p>
+    <w:p>
+      <w:pPr>
+        <w:numPr>
+          <w:ilvl w:val="1"/>
+          <w:numId w:val="9"/>
+        </w:numPr>
+      </w:pPr>
+      <w:r>
+        <w:rPr/>
+        <w:t xml:space="preserve">Sub-item starting at c (level1.start=3, direction=rtl)</w:t>
+      </w:r>
+    </w:p>
+    <w:p>
+      <w:pPr>
+        <w:numPr>
+          <w:ilvl w:val="2"/>
+          <w:numId w:val="9"/>
+        </w:numPr>
+      </w:pPr>
+      <w:r>
+        <w:rPr/>
+        <w:t xml:space="preserve">Deep item starting at v (level2.start=5, isLgl, lvlRestart=0)</w:t>
       </w:r>
     </w:p>
     <w:p>
@@ -819,6 +874,96 @@
     <w:lvl w:ilvl="2">
       <w:start w:val="1"/>
       <w:numFmt w:val="lowerRoman"/>
+      <w:lvlText w:val="%3."/>
+      <w:lvlJc w:val="left"/>
+      <w:pPr>
+        <w:ind w:left="2160" w:hanging="360"/>
+      </w:pPr>
+    </w:lvl>
+    <w:lvl w:ilvl="3">
+      <w:start w:val="1"/>
+      <w:numFmt w:val="decimal"/>
+      <w:lvlText w:val="%4."/>
+      <w:lvlJc w:val="left"/>
+      <w:pPr>
+        <w:ind w:left="2880" w:hanging="360"/>
+      </w:pPr>
+    </w:lvl>
+    <w:lvl w:ilvl="4">
+      <w:start w:val="1"/>
+      <w:numFmt w:val="lowerLetter"/>
+      <w:lvlText w:val="%5."/>
+      <w:lvlJc w:val="left"/>
+      <w:pPr>
+        <w:ind w:left="3600" w:hanging="360"/>
+      </w:pPr>
+    </w:lvl>
+    <w:lvl w:ilvl="5">
+      <w:start w:val="1"/>
+      <w:numFmt w:val="lowerRoman"/>
+      <w:lvlText w:val="%6."/>
+      <w:lvlJc w:val="left"/>
+      <w:pPr>
+        <w:ind w:left="4320" w:hanging="360"/>
+      </w:pPr>
+    </w:lvl>
+    <w:lvl w:ilvl="6">
+      <w:start w:val="1"/>
+      <w:numFmt w:val="decimal"/>
+      <w:lvlText w:val="%7."/>
+      <w:lvlJc w:val="left"/>
+      <w:pPr>
+        <w:ind w:left="5040" w:hanging="360"/>
+      </w:pPr>
+    </w:lvl>
+    <w:lvl w:ilvl="7">
+      <w:start w:val="1"/>
+      <w:numFmt w:val="lowerLetter"/>
+      <w:lvlText w:val="%8."/>
+      <w:lvlJc w:val="left"/>
+      <w:pPr>
+        <w:ind w:left="5760" w:hanging="360"/>
+      </w:pPr>
+    </w:lvl>
+    <w:lvl w:ilvl="8">
+      <w:start w:val="1"/>
+      <w:numFmt w:val="lowerRoman"/>
+      <w:lvlText w:val="%9."/>
+      <w:lvlJc w:val="left"/>
+      <w:pPr>
+        <w:ind w:left="6480" w:hanging="360"/>
+      </w:pPr>
+    </w:lvl>
+  </w:abstractNum>
+  <w:abstractNum w:abstractNumId="400">
+    <w:multiLevelType w:val="multilevel"/>
+    <w:name w:val="CoverageAbs"/>
+    <w:styleLink w:val="CoverageStyle"/>
+    <w:numStyleLink w:val="OutlineRef"/>
+    <w:lvl w:ilvl="0">
+      <w:start w:val="1"/>
+      <w:numFmt w:val="decimal"/>
+      <w:lvlText w:val="%1."/>
+      <w:lvlJc w:val="left"/>
+      <w:pPr>
+        <w:ind w:left="720" w:hanging="360"/>
+      </w:pPr>
+    </w:lvl>
+    <w:lvl w:ilvl="1">
+      <w:start w:val="3"/>
+      <w:numFmt w:val="lowerLetter"/>
+      <w:lvlText w:val="%2)"/>
+      <w:lvlJc w:val="left"/>
+      <w:pPr>
+        <w:bidi/>
+        <w:ind w:left="1440" w:hanging="360"/>
+      </w:pPr>
+    </w:lvl>
+    <w:lvl w:ilvl="2">
+      <w:start w:val="5"/>
+      <w:numFmt w:val="lowerRoman"/>
+      <w:lvlRestart w:val="0"/>
+      <w:isLgl/>
       <w:lvlText w:val="%3."/>
       <w:lvlJc w:val="left"/>
       <w:pPr>
@@ -921,6 +1066,12 @@
   </w:num>
   <w:num w:numId="8">
     <w:abstractNumId w:val="100"/>
+    <w:lvlOverride w:ilvl="0">
+      <w:startOverride w:val="1"/>
+    </w:lvlOverride>
+  </w:num>
+  <w:num w:numId="9">
+    <w:abstractNumId w:val="400"/>
     <w:lvlOverride w:ilvl="0">
       <w:startOverride w:val="1"/>
     </w:lvlOverride>
